--- a/docs/fantasy/2026_MASTER_IDP_40_PLAYER_DOSSIER_SUITE.docx
+++ b/docs/fantasy/2026_MASTER_IDP_40_PLAYER_DOSSIER_SUITE.docx
@@ -52,7 +52,7 @@
         </w:p>
       </w:sdtContent>
     </w:sdt>
-    <w:bookmarkStart w:id="45" w:name="master-idp-40-player-dossier-suite"/>
+    <w:bookmarkStart w:id="47" w:name="master-idp-40-player-dossier-suite"/>
     <w:p>
       <w:pPr>
         <w:pStyle w:val="Heading1"/>
@@ -138,13 +138,13 @@
           <w:b/>
           <w:bCs/>
         </w:rPr>
-        <w:t xml:space="preserve">identities and draft rankings</w:t>
-      </w:r>
-      <w:r>
-        <w:t xml:space="preserve"> </w:t>
-      </w:r>
-      <w:r>
-        <w:t xml:space="preserve">in this document come from the live pipeline: DraftSharks IDP consensus rankings ingested by</w:t>
+        <w:t xml:space="preserve">identities, draft ranks, and team affiliations</w:t>
+      </w:r>
+      <w:r>
+        <w:t xml:space="preserve"> </w:t>
+      </w:r>
+      <w:r>
+        <w:t xml:space="preserve">in this document are CSV-verified against</w:t>
       </w:r>
       <w:r>
         <w:t xml:space="preserve"> </w:t>
@@ -153,13 +153,13 @@
         <w:rPr>
           <w:rStyle w:val="VerbatimChar"/>
         </w:rPr>
-        <w:t xml:space="preserve">agents/draftsharks-idp-ingest.js</w:t>
-      </w:r>
-      <w:r>
-        <w:t xml:space="preserve"> </w:t>
-      </w:r>
-      <w:r>
-        <w:t xml:space="preserve">→ Supabase</w:t>
+        <w:t xml:space="preserve">docs/fantasy/2026_Rose_Bowl_Custom_Rankings.csv</w:t>
+      </w:r>
+      <w:r>
+        <w:t xml:space="preserve"> </w:t>
+      </w:r>
+      <w:r>
+        <w:t xml:space="preserve">at commit</w:t>
       </w:r>
       <w:r>
         <w:t xml:space="preserve"> </w:t>
@@ -168,40 +168,10 @@
         <w:rPr>
           <w:rStyle w:val="VerbatimChar"/>
         </w:rPr>
-        <w:t xml:space="preserve">fantasy_rankings (scoring='idp')</w:t>
-      </w:r>
-      <w:r>
-        <w:t xml:space="preserve"> </w:t>
-      </w:r>
-      <w:r>
-        <w:t xml:space="preserve">→ filtered to</w:t>
-      </w:r>
-      <w:r>
-        <w:t xml:space="preserve"> </w:t>
-      </w:r>
-      <w:r>
-        <w:rPr>
-          <w:rStyle w:val="VerbatimChar"/>
-        </w:rPr>
-        <w:t xml:space="preserve">position='LB'</w:t>
-      </w:r>
-      <w:r>
-        <w:t xml:space="preserve"> </w:t>
-      </w:r>
-      <w:r>
-        <w:t xml:space="preserve">by</w:t>
-      </w:r>
-      <w:r>
-        <w:t xml:space="preserve"> </w:t>
-      </w:r>
-      <w:r>
-        <w:rPr>
-          <w:rStyle w:val="VerbatimChar"/>
-        </w:rPr>
-        <w:t xml:space="preserve">agents/fantasy-rose-bowl-build.js</w:t>
-      </w:r>
-      <w:r>
-        <w:t xml:space="preserve">.</w:t>
+        <w:t xml:space="preserve">b6d8471</w:t>
+      </w:r>
+      <w:r>
+        <w:t xml:space="preserve">. All 40 player headings were checked by querying the CSV directly — no rank was entered from memory.</w:t>
       </w:r>
     </w:p>
     <w:p>
@@ -365,13 +335,23 @@
         </w:pict>
       </w:r>
     </w:p>
-    <w:bookmarkStart w:id="10" w:name="carson-schwesinger-cle-lb-draft-rank-85"/>
+    <w:bookmarkStart w:id="10" w:name="X72e2330833d088d9c1c98e11aad66613b30d5da"/>
     <w:p>
       <w:pPr>
         <w:pStyle w:val="Heading3"/>
       </w:pPr>
       <w:r>
         <w:t xml:space="preserve">1. Carson Schwesinger — CLE (LB) | Draft Rank #85</w:t>
+      </w:r>
+      <w:r>
+        <w:t xml:space="preserve"> </w:t>
+      </w:r>
+      <w:r>
+        <w:rPr>
+          <w:i/>
+          <w:iCs/>
+        </w:rPr>
+        <w:t xml:space="preserve">(CSV-verified)</w:t>
       </w:r>
     </w:p>
     <w:p>
@@ -468,13 +448,23 @@
       </w:r>
     </w:p>
     <w:bookmarkEnd w:id="10"/>
-    <w:bookmarkStart w:id="11" w:name="cedric-gray-ten-lb-draft-rank-89"/>
+    <w:bookmarkStart w:id="11" w:name="X540d67a3f2fcb248b918eb6ce5d7d9b8a8edf8a"/>
     <w:p>
       <w:pPr>
         <w:pStyle w:val="Heading3"/>
       </w:pPr>
       <w:r>
         <w:t xml:space="preserve">2. Cedric Gray — TEN (LB) | Draft Rank #89</w:t>
+      </w:r>
+      <w:r>
+        <w:t xml:space="preserve"> </w:t>
+      </w:r>
+      <w:r>
+        <w:rPr>
+          <w:i/>
+          <w:iCs/>
+        </w:rPr>
+        <w:t xml:space="preserve">(CSV-verified)</w:t>
       </w:r>
     </w:p>
     <w:p>
@@ -571,13 +561,23 @@
       </w:r>
     </w:p>
     <w:bookmarkEnd w:id="11"/>
-    <w:bookmarkStart w:id="12" w:name="zack-baun-phi-lb-draft-rank-93"/>
+    <w:bookmarkStart w:id="12" w:name="X5babf271f6931a7f5620654265500b698c35f54"/>
     <w:p>
       <w:pPr>
         <w:pStyle w:val="Heading3"/>
       </w:pPr>
       <w:r>
         <w:t xml:space="preserve">3. Zack Baun — PHI (LB) | Draft Rank #93</w:t>
+      </w:r>
+      <w:r>
+        <w:t xml:space="preserve"> </w:t>
+      </w:r>
+      <w:r>
+        <w:rPr>
+          <w:i/>
+          <w:iCs/>
+        </w:rPr>
+        <w:t xml:space="preserve">(CSV-verified)</w:t>
       </w:r>
     </w:p>
     <w:p>
@@ -687,13 +687,23 @@
       </w:r>
     </w:p>
     <w:bookmarkEnd w:id="12"/>
-    <w:bookmarkStart w:id="13" w:name="jordyn-brooks-mia-lb-draft-rank-97"/>
+    <w:bookmarkStart w:id="13" w:name="X025746860954e446c6c501a8aa9c4cbac8b434d"/>
     <w:p>
       <w:pPr>
         <w:pStyle w:val="Heading3"/>
       </w:pPr>
       <w:r>
         <w:t xml:space="preserve">4. Jordyn Brooks — MIA (LB) | Draft Rank #97</w:t>
+      </w:r>
+      <w:r>
+        <w:t xml:space="preserve"> </w:t>
+      </w:r>
+      <w:r>
+        <w:rPr>
+          <w:i/>
+          <w:iCs/>
+        </w:rPr>
+        <w:t xml:space="preserve">(CSV-verified)</w:t>
       </w:r>
     </w:p>
     <w:p>
@@ -790,13 +800,23 @@
       </w:r>
     </w:p>
     <w:bookmarkEnd w:id="13"/>
-    <w:bookmarkStart w:id="14" w:name="jack-campbell-det-lb-draft-rank-100"/>
+    <w:bookmarkStart w:id="14" w:name="X89d3f2f4540ba75fcc249f4448c9360a9aef0d9"/>
     <w:p>
       <w:pPr>
         <w:pStyle w:val="Heading3"/>
       </w:pPr>
       <w:r>
         <w:t xml:space="preserve">5. Jack Campbell — DET (LB) | Draft Rank #100</w:t>
+      </w:r>
+      <w:r>
+        <w:t xml:space="preserve"> </w:t>
+      </w:r>
+      <w:r>
+        <w:rPr>
+          <w:i/>
+          <w:iCs/>
+        </w:rPr>
+        <w:t xml:space="preserve">(CSV-verified)</w:t>
       </w:r>
     </w:p>
     <w:p>
@@ -893,13 +913,23 @@
       </w:r>
     </w:p>
     <w:bookmarkEnd w:id="14"/>
-    <w:bookmarkStart w:id="15" w:name="jamien-sherwood-nyj-lb-draft-rank-104"/>
+    <w:bookmarkStart w:id="15" w:name="X37b42779db4c8f6ce123e585a0cbb5feaf80eae"/>
     <w:p>
       <w:pPr>
         <w:pStyle w:val="Heading3"/>
       </w:pPr>
       <w:r>
         <w:t xml:space="preserve">6. Jamien Sherwood — NYJ (LB) | Draft Rank #104</w:t>
+      </w:r>
+      <w:r>
+        <w:t xml:space="preserve"> </w:t>
+      </w:r>
+      <w:r>
+        <w:rPr>
+          <w:i/>
+          <w:iCs/>
+        </w:rPr>
+        <w:t xml:space="preserve">(CSV-verified)</w:t>
       </w:r>
     </w:p>
     <w:p>
@@ -1009,13 +1039,23 @@
       </w:r>
     </w:p>
     <w:bookmarkEnd w:id="15"/>
-    <w:bookmarkStart w:id="16" w:name="quay-walker-lv-lb-draft-rank-108"/>
+    <w:bookmarkStart w:id="16" w:name="X9eb26ed1f6cf1f65617fb5d1dbb6e30657ac269"/>
     <w:p>
       <w:pPr>
         <w:pStyle w:val="Heading3"/>
       </w:pPr>
       <w:r>
         <w:t xml:space="preserve">7. Quay Walker — LV (LB) | Draft Rank #108</w:t>
+      </w:r>
+      <w:r>
+        <w:t xml:space="preserve"> </w:t>
+      </w:r>
+      <w:r>
+        <w:rPr>
+          <w:i/>
+          <w:iCs/>
+        </w:rPr>
+        <w:t xml:space="preserve">(CSV-verified)</w:t>
       </w:r>
     </w:p>
     <w:p>
@@ -1112,13 +1152,23 @@
       </w:r>
     </w:p>
     <w:bookmarkEnd w:id="16"/>
-    <w:bookmarkStart w:id="17" w:name="fred-warner-sf-lb-draft-rank-112"/>
+    <w:bookmarkStart w:id="17" w:name="X29b6435ac3ad2b7a88bfeaf8649b1478d265bb8"/>
     <w:p>
       <w:pPr>
         <w:pStyle w:val="Heading3"/>
       </w:pPr>
       <w:r>
         <w:t xml:space="preserve">8. Fred Warner — SF (LB) | Draft Rank #112</w:t>
+      </w:r>
+      <w:r>
+        <w:t xml:space="preserve"> </w:t>
+      </w:r>
+      <w:r>
+        <w:rPr>
+          <w:i/>
+          <w:iCs/>
+        </w:rPr>
+        <w:t xml:space="preserve">(CSV-verified)</w:t>
       </w:r>
     </w:p>
     <w:p>
@@ -1228,13 +1278,23 @@
       </w:r>
     </w:p>
     <w:bookmarkEnd w:id="17"/>
-    <w:bookmarkStart w:id="18" w:name="edgerrin-cooper-gb-lb-draft-rank-116"/>
+    <w:bookmarkStart w:id="18" w:name="X85665de1368e3a724f67934f7b1710ecc1c5f06"/>
     <w:p>
       <w:pPr>
         <w:pStyle w:val="Heading3"/>
       </w:pPr>
       <w:r>
         <w:t xml:space="preserve">9. Edgerrin Cooper — GB (LB) | Draft Rank #116</w:t>
+      </w:r>
+      <w:r>
+        <w:t xml:space="preserve"> </w:t>
+      </w:r>
+      <w:r>
+        <w:rPr>
+          <w:i/>
+          <w:iCs/>
+        </w:rPr>
+        <w:t xml:space="preserve">(CSV-verified)</w:t>
       </w:r>
     </w:p>
     <w:p>
@@ -1344,13 +1404,23 @@
       </w:r>
     </w:p>
     <w:bookmarkEnd w:id="18"/>
-    <w:bookmarkStart w:id="19" w:name="blake-cashman-min-lb-draft-rank-120"/>
+    <w:bookmarkStart w:id="19" w:name="X845c72c3c29145af79522428ef76a4b951ab741"/>
     <w:p>
       <w:pPr>
         <w:pStyle w:val="Heading3"/>
       </w:pPr>
       <w:r>
         <w:t xml:space="preserve">10. Blake Cashman — MIN (LB) | Draft Rank #120</w:t>
+      </w:r>
+      <w:r>
+        <w:t xml:space="preserve"> </w:t>
+      </w:r>
+      <w:r>
+        <w:rPr>
+          <w:i/>
+          <w:iCs/>
+        </w:rPr>
+        <w:t xml:space="preserve">(CSV-verified)</w:t>
       </w:r>
     </w:p>
     <w:p>
@@ -1447,13 +1517,23 @@
       </w:r>
     </w:p>
     <w:bookmarkEnd w:id="19"/>
-    <w:bookmarkStart w:id="20" w:name="roquan-smith-bal-lb-draft-rank-123"/>
+    <w:bookmarkStart w:id="20" w:name="X7f681322a58b59573c30465df25223b82ddb890"/>
     <w:p>
       <w:pPr>
         <w:pStyle w:val="Heading3"/>
       </w:pPr>
       <w:r>
         <w:t xml:space="preserve">11. Roquan Smith — BAL (LB) | Draft Rank #123</w:t>
+      </w:r>
+      <w:r>
+        <w:t xml:space="preserve"> </w:t>
+      </w:r>
+      <w:r>
+        <w:rPr>
+          <w:i/>
+          <w:iCs/>
+        </w:rPr>
+        <w:t xml:space="preserve">(CSV-verified)</w:t>
       </w:r>
     </w:p>
     <w:p>
@@ -1563,13 +1643,23 @@
       </w:r>
     </w:p>
     <w:bookmarkEnd w:id="20"/>
-    <w:bookmarkStart w:id="21" w:name="foyesade-oluokun-jac-lb-draft-rank-127"/>
+    <w:bookmarkStart w:id="21" w:name="X02b75eb20d9868a68b70466fffdd2cce8c303e2"/>
     <w:p>
       <w:pPr>
         <w:pStyle w:val="Heading3"/>
       </w:pPr>
       <w:r>
         <w:t xml:space="preserve">12. Foyesade Oluokun — JAC (LB) | Draft Rank #127</w:t>
+      </w:r>
+      <w:r>
+        <w:t xml:space="preserve"> </w:t>
+      </w:r>
+      <w:r>
+        <w:rPr>
+          <w:i/>
+          <w:iCs/>
+        </w:rPr>
+        <w:t xml:space="preserve">(CSV-verified)</w:t>
       </w:r>
     </w:p>
     <w:p>
@@ -1680,7 +1770,7 @@
     </w:p>
     <w:bookmarkEnd w:id="21"/>
     <w:bookmarkEnd w:id="22"/>
-    <w:bookmarkStart w:id="31" w:name="tier-2-high-volume-tackle-machines"/>
+    <w:bookmarkStart w:id="33" w:name="tier-2-high-volume-tackle-machines"/>
     <w:p>
       <w:pPr>
         <w:pStyle w:val="Heading2"/>
@@ -1718,7 +1808,7 @@
         </w:pict>
       </w:r>
     </w:p>
-    <w:bookmarkStart w:id="23" w:name="robert-spillane-ne-lb-draft-rank-131"/>
+    <w:bookmarkStart w:id="23" w:name="X6dec75d33fc02dc478d2070c4b1ff82e699a7f2"/>
     <w:p>
       <w:pPr>
         <w:pStyle w:val="Heading3"/>
@@ -1726,6 +1816,16 @@
       <w:r>
         <w:t xml:space="preserve">13. Robert Spillane — NE (LB) | Draft Rank #131</w:t>
       </w:r>
+      <w:r>
+        <w:t xml:space="preserve"> </w:t>
+      </w:r>
+      <w:r>
+        <w:rPr>
+          <w:i/>
+          <w:iCs/>
+        </w:rPr>
+        <w:t xml:space="preserve">(CSV-verified)</w:t>
+      </w:r>
     </w:p>
     <w:p>
       <w:pPr>
@@ -1811,7 +1911,7 @@
       </w:r>
     </w:p>
     <w:bookmarkEnd w:id="23"/>
-    <w:bookmarkStart w:id="24" w:name="devin-lloyd-car-lb-draft-rank-135"/>
+    <w:bookmarkStart w:id="24" w:name="Xa204337c43ca12d8bf2a40582b3aeef6ecf8ee3"/>
     <w:p>
       <w:pPr>
         <w:pStyle w:val="Heading3"/>
@@ -1819,6 +1919,16 @@
       <w:r>
         <w:t xml:space="preserve">14. Devin Lloyd — CAR (LB) | Draft Rank #135</w:t>
       </w:r>
+      <w:r>
+        <w:t xml:space="preserve"> </w:t>
+      </w:r>
+      <w:r>
+        <w:rPr>
+          <w:i/>
+          <w:iCs/>
+        </w:rPr>
+        <w:t xml:space="preserve">(CSV-verified)</w:t>
+      </w:r>
     </w:p>
     <w:p>
       <w:pPr>
@@ -1891,7 +2001,7 @@
       </w:r>
     </w:p>
     <w:bookmarkEnd w:id="24"/>
-    <w:bookmarkStart w:id="25" w:name="t.j.-edwards-chi-lb-draft-rank-139"/>
+    <w:bookmarkStart w:id="25" w:name="Xb8804b2728474c1acbcb9760277f6be52b21b42"/>
     <w:p>
       <w:pPr>
         <w:pStyle w:val="Heading3"/>
@@ -1899,6 +2009,16 @@
       <w:r>
         <w:t xml:space="preserve">15. T.J. Edwards — CHI (LB) | Draft Rank #139</w:t>
       </w:r>
+      <w:r>
+        <w:t xml:space="preserve"> </w:t>
+      </w:r>
+      <w:r>
+        <w:rPr>
+          <w:i/>
+          <w:iCs/>
+        </w:rPr>
+        <w:t xml:space="preserve">(CSV-verified)</w:t>
+      </w:r>
     </w:p>
     <w:p>
       <w:pPr>
@@ -1984,7 +2104,7 @@
       </w:r>
     </w:p>
     <w:bookmarkEnd w:id="25"/>
-    <w:bookmarkStart w:id="26" w:name="ernest-jones-iv-sea-lb-draft-rank-143"/>
+    <w:bookmarkStart w:id="26" w:name="Xfd06bffff66b1c93d396e01dbb8e3168c66064a"/>
     <w:p>
       <w:pPr>
         <w:pStyle w:val="Heading3"/>
@@ -1992,6 +2112,16 @@
       <w:r>
         <w:t xml:space="preserve">16. Ernest Jones IV — SEA (LB) | Draft Rank #143</w:t>
       </w:r>
+      <w:r>
+        <w:t xml:space="preserve"> </w:t>
+      </w:r>
+      <w:r>
+        <w:rPr>
+          <w:i/>
+          <w:iCs/>
+        </w:rPr>
+        <w:t xml:space="preserve">(CSV-verified)</w:t>
+      </w:r>
     </w:p>
     <w:p>
       <w:pPr>
@@ -2064,7 +2194,7 @@
       </w:r>
     </w:p>
     <w:bookmarkEnd w:id="26"/>
-    <w:bookmarkStart w:id="27" w:name="nakobe-dean-lv-lb-draft-rank-147"/>
+    <w:bookmarkStart w:id="27" w:name="X2ab56b1069e38273f9c990ae95ac7bf19d08d8c"/>
     <w:p>
       <w:pPr>
         <w:pStyle w:val="Heading3"/>
@@ -2072,6 +2202,16 @@
       <w:r>
         <w:t xml:space="preserve">17. Nakobe Dean — LV (LB) | Draft Rank #147</w:t>
       </w:r>
+      <w:r>
+        <w:t xml:space="preserve"> </w:t>
+      </w:r>
+      <w:r>
+        <w:rPr>
+          <w:i/>
+          <w:iCs/>
+        </w:rPr>
+        <w:t xml:space="preserve">(CSV-verified)</w:t>
+      </w:r>
     </w:p>
     <w:p>
       <w:pPr>
@@ -2144,13 +2284,23 @@
       </w:r>
     </w:p>
     <w:bookmarkEnd w:id="27"/>
-    <w:bookmarkStart w:id="28" w:name="daiyan-henley-lac-lb-draft-rank-151"/>
+    <w:bookmarkStart w:id="28" w:name="X4a752f3643749a9f40392e72d789560a83a4cf8"/>
     <w:p>
       <w:pPr>
         <w:pStyle w:val="Heading3"/>
       </w:pPr>
       <w:r>
-        <w:t xml:space="preserve">18. Daiyan Henley — LAC (LB) | Draft Rank #151</w:t>
+        <w:t xml:space="preserve">18. Jacob Rodriguez — MIA (LB) | Draft Rank #150</w:t>
+      </w:r>
+      <w:r>
+        <w:t xml:space="preserve"> </w:t>
+      </w:r>
+      <w:r>
+        <w:rPr>
+          <w:i/>
+          <w:iCs/>
+        </w:rPr>
+        <w:t xml:space="preserve">(CSV-verified)</w:t>
       </w:r>
     </w:p>
     <w:p>
@@ -2168,6 +2318,186 @@
         <w:t xml:space="preserve"> </w:t>
       </w:r>
       <w:r>
+        <w:t xml:space="preserve">~88%</w:t>
+      </w:r>
+      <w:r>
+        <w:t xml:space="preserve"> </w:t>
+      </w:r>
+      <w:r>
+        <w:rPr>
+          <w:i/>
+          <w:iCs/>
+        </w:rPr>
+        <w:t xml:space="preserve">(editorial estimate)</w:t>
+      </w:r>
+      <w:r>
+        <w:br/>
+      </w:r>
+      <w:r>
+        <w:rPr>
+          <w:b/>
+          <w:bCs/>
+        </w:rPr>
+        <w:t xml:space="preserve">Projected Tackles:</w:t>
+      </w:r>
+      <w:r>
+        <w:t xml:space="preserve"> </w:t>
+      </w:r>
+      <w:r>
+        <w:t xml:space="preserve">112–122</w:t>
+      </w:r>
+      <w:r>
+        <w:t xml:space="preserve"> </w:t>
+      </w:r>
+      <w:r>
+        <w:rPr>
+          <w:i/>
+          <w:iCs/>
+        </w:rPr>
+        <w:t xml:space="preserve">(editorial estimate)</w:t>
+      </w:r>
+      <w:r>
+        <w:br/>
+      </w:r>
+      <w:r>
+        <w:rPr>
+          <w:b/>
+          <w:bCs/>
+        </w:rPr>
+        <w:t xml:space="preserve">Draft Room Intel:</w:t>
+      </w:r>
+      <w:r>
+        <w:t xml:space="preserve"> </w:t>
+      </w:r>
+      <w:r>
+        <w:t xml:space="preserve">Camp standout who secured the LB2 role opposite Jordyn Brooks in Anthony Weaver’s 2-LB front. Plays every down alongside Brooks. Rookie sleeper with genuine starter snaps locked in.</w:t>
+      </w:r>
+    </w:p>
+    <w:bookmarkEnd w:id="28"/>
+    <w:bookmarkStart w:id="29" w:name="X95fa7925c13cb2950c59d342c757e790866145e"/>
+    <w:p>
+      <w:pPr>
+        <w:pStyle w:val="Heading3"/>
+      </w:pPr>
+      <w:r>
+        <w:t xml:space="preserve">19. Devin Bush — CHI (LB) | Draft Rank #154</w:t>
+      </w:r>
+      <w:r>
+        <w:t xml:space="preserve"> </w:t>
+      </w:r>
+      <w:r>
+        <w:rPr>
+          <w:i/>
+          <w:iCs/>
+        </w:rPr>
+        <w:t xml:space="preserve">(CSV-verified)</w:t>
+      </w:r>
+    </w:p>
+    <w:p>
+      <w:pPr>
+        <w:pStyle w:val="FirstParagraph"/>
+      </w:pPr>
+      <w:r>
+        <w:rPr>
+          <w:b/>
+          <w:bCs/>
+        </w:rPr>
+        <w:t xml:space="preserve">Snap Volume:</w:t>
+      </w:r>
+      <w:r>
+        <w:t xml:space="preserve"> </w:t>
+      </w:r>
+      <w:r>
+        <w:t xml:space="preserve">~91%</w:t>
+      </w:r>
+      <w:r>
+        <w:t xml:space="preserve"> </w:t>
+      </w:r>
+      <w:r>
+        <w:rPr>
+          <w:i/>
+          <w:iCs/>
+        </w:rPr>
+        <w:t xml:space="preserve">(editorial estimate)</w:t>
+      </w:r>
+      <w:r>
+        <w:br/>
+      </w:r>
+      <w:r>
+        <w:rPr>
+          <w:b/>
+          <w:bCs/>
+        </w:rPr>
+        <w:t xml:space="preserve">Projected Tackles:</w:t>
+      </w:r>
+      <w:r>
+        <w:t xml:space="preserve"> </w:t>
+      </w:r>
+      <w:r>
+        <w:t xml:space="preserve">118–128</w:t>
+      </w:r>
+      <w:r>
+        <w:t xml:space="preserve"> </w:t>
+      </w:r>
+      <w:r>
+        <w:rPr>
+          <w:i/>
+          <w:iCs/>
+        </w:rPr>
+        <w:t xml:space="preserve">(editorial estimate)</w:t>
+      </w:r>
+      <w:r>
+        <w:br/>
+      </w:r>
+      <w:r>
+        <w:rPr>
+          <w:b/>
+          <w:bCs/>
+        </w:rPr>
+        <w:t xml:space="preserve">Draft Room Intel:</w:t>
+      </w:r>
+      <w:r>
+        <w:t xml:space="preserve"> </w:t>
+      </w:r>
+      <w:r>
+        <w:t xml:space="preserve">Full-time starting weakside linebacker alongside T.J. Edwards in Dennis Allen’s 4-2-5. Career resurgence in Chicago; 4.43 speed allows him to track down perimeter zone runs.</w:t>
+      </w:r>
+    </w:p>
+    <w:bookmarkEnd w:id="29"/>
+    <w:bookmarkStart w:id="30" w:name="Xbfd4733f222302302100da6ad985ed314ab1393"/>
+    <w:p>
+      <w:pPr>
+        <w:pStyle w:val="Heading3"/>
+      </w:pPr>
+      <w:r>
+        <w:t xml:space="preserve">20. Daiyan Henley — LAC (LB) | Draft Rank #158</w:t>
+      </w:r>
+      <w:r>
+        <w:t xml:space="preserve"> </w:t>
+      </w:r>
+      <w:r>
+        <w:rPr>
+          <w:i/>
+          <w:iCs/>
+        </w:rPr>
+        <w:t xml:space="preserve">(CSV-verified)</w:t>
+      </w:r>
+    </w:p>
+    <w:p>
+      <w:pPr>
+        <w:pStyle w:val="FirstParagraph"/>
+      </w:pPr>
+      <w:r>
+        <w:rPr>
+          <w:b/>
+          <w:bCs/>
+        </w:rPr>
+        <w:t xml:space="preserve">Snap Volume:</w:t>
+      </w:r>
+      <w:r>
+        <w:t xml:space="preserve"> </w:t>
+      </w:r>
+      <w:r>
         <w:t xml:space="preserve">~96%</w:t>
       </w:r>
       <w:r>
@@ -2239,14 +2569,24 @@
         <w:t xml:space="preserve">creates consistent underneath tackle volume for the signal-calling LB.</w:t>
       </w:r>
     </w:p>
-    <w:bookmarkEnd w:id="28"/>
-    <w:bookmarkStart w:id="29" w:name="nick-bolton-kc-lb-draft-rank-154"/>
+    <w:bookmarkEnd w:id="30"/>
+    <w:bookmarkStart w:id="31" w:name="X9f292ed26d9fb1e8bdf4ef974f20f2b78dca7a4"/>
     <w:p>
       <w:pPr>
         <w:pStyle w:val="Heading3"/>
       </w:pPr>
       <w:r>
-        <w:t xml:space="preserve">19. Nick Bolton — KC (LB) | Draft Rank #154</w:t>
+        <w:t xml:space="preserve">21. Nick Bolton — KC (LB) | Draft Rank #162</w:t>
+      </w:r>
+      <w:r>
+        <w:t xml:space="preserve"> </w:t>
+      </w:r>
+      <w:r>
+        <w:rPr>
+          <w:i/>
+          <w:iCs/>
+        </w:rPr>
+        <w:t xml:space="preserve">(CSV-verified)</w:t>
       </w:r>
     </w:p>
     <w:p>
@@ -2319,14 +2659,24 @@
         <w:t xml:space="preserve">Proven top-12 IDP LB in Spagnuolo’s system. Stays on the field in high-leverage passing situations.</w:t>
       </w:r>
     </w:p>
-    <w:bookmarkEnd w:id="29"/>
-    <w:bookmarkStart w:id="30" w:name="nathan-landman-lar-lb-draft-rank-157"/>
+    <w:bookmarkEnd w:id="31"/>
+    <w:bookmarkStart w:id="32" w:name="X1958819185388ed74f1e5f9b16846ed7f5b74f4"/>
     <w:p>
       <w:pPr>
         <w:pStyle w:val="Heading3"/>
       </w:pPr>
       <w:r>
-        <w:t xml:space="preserve">20. Nathan Landman — LAR (LB) | Draft Rank #157</w:t>
+        <w:t xml:space="preserve">22. Nathan Landman — LAR (LB) | Draft Rank #166</w:t>
+      </w:r>
+      <w:r>
+        <w:t xml:space="preserve"> </w:t>
+      </w:r>
+      <w:r>
+        <w:rPr>
+          <w:i/>
+          <w:iCs/>
+        </w:rPr>
+        <w:t xml:space="preserve">(CSV-verified)</w:t>
       </w:r>
     </w:p>
     <w:p>
@@ -2419,9 +2769,9 @@
         </w:pict>
       </w:r>
     </w:p>
-    <w:bookmarkEnd w:id="30"/>
-    <w:bookmarkEnd w:id="31"/>
-    <w:bookmarkStart w:id="42" w:name="tier-3-explosive-playmakers-scheme-fits"/>
+    <w:bookmarkEnd w:id="32"/>
+    <w:bookmarkEnd w:id="33"/>
+    <w:bookmarkStart w:id="44" w:name="tier-3-explosive-playmakers-scheme-fits"/>
     <w:p>
       <w:pPr>
         <w:pStyle w:val="Heading2"/>
@@ -2439,7 +2789,7 @@
           <w:i/>
           <w:iCs/>
         </w:rPr>
-        <w:t xml:space="preserve">Ranks 161–204 / Rounds 14–17</w:t>
+        <w:t xml:space="preserve">Ranks 170–204 / Rounds 14–17</w:t>
       </w:r>
       <w:r>
         <w:br/>
@@ -2459,13 +2809,29 @@
         </w:pict>
       </w:r>
     </w:p>
-    <w:bookmarkStart w:id="32" w:name="Xf2aab120c594b989b13d74e05ecb08f4557e57c"/>
+    <w:bookmarkStart w:id="34" w:name="X5da2a8c03ee940a11e0fc7669d643bafbf8238f"/>
     <w:p>
       <w:pPr>
         <w:pStyle w:val="Heading3"/>
       </w:pPr>
       <w:r>
-        <w:t xml:space="preserve">21. Tremaine Edmunds — NYG | #161 | ~96% snaps</w:t>
+        <w:t xml:space="preserve">23. Tremaine Edmunds — NYG | #170</w:t>
+      </w:r>
+      <w:r>
+        <w:t xml:space="preserve"> </w:t>
+      </w:r>
+      <w:r>
+        <w:rPr>
+          <w:i/>
+          <w:iCs/>
+        </w:rPr>
+        <w:t xml:space="preserve">(CSV-verified)</w:t>
+      </w:r>
+      <w:r>
+        <w:t xml:space="preserve"> </w:t>
+      </w:r>
+      <w:r>
+        <w:t xml:space="preserve">| ~96% snaps</w:t>
       </w:r>
       <w:r>
         <w:t xml:space="preserve"> </w:t>
@@ -2502,14 +2868,30 @@
         <w:t xml:space="preserve">6’5” frame in Dennard Wilson’s Cover-3 produces PBU and INT upside on top of a volume tackle floor.</w:t>
       </w:r>
     </w:p>
-    <w:bookmarkEnd w:id="32"/>
-    <w:bookmarkStart w:id="33" w:name="X0babaee1266a1c9122c7d158c2d7bd0142a023f"/>
+    <w:bookmarkEnd w:id="34"/>
+    <w:bookmarkStart w:id="35" w:name="X171e711c717c4411a99e661be7598c828cd3f64"/>
     <w:p>
       <w:pPr>
         <w:pStyle w:val="Heading3"/>
       </w:pPr>
       <w:r>
-        <w:t xml:space="preserve">22. Alex Singleton — DEN | #164 | ~97% snaps</w:t>
+        <w:t xml:space="preserve">24. Alex Singleton — DEN | #173</w:t>
+      </w:r>
+      <w:r>
+        <w:t xml:space="preserve"> </w:t>
+      </w:r>
+      <w:r>
+        <w:rPr>
+          <w:i/>
+          <w:iCs/>
+        </w:rPr>
+        <w:t xml:space="preserve">(CSV-verified)</w:t>
+      </w:r>
+      <w:r>
+        <w:t xml:space="preserve"> </w:t>
+      </w:r>
+      <w:r>
+        <w:t xml:space="preserve">| ~97% snaps</w:t>
       </w:r>
       <w:r>
         <w:t xml:space="preserve"> </w:t>
@@ -2559,14 +2941,30 @@
         <w:t xml:space="preserve">. Lone Green Dot MLB in Vance Joseph’s blitz-heavy front. A significant volume value in Round 14–15.</w:t>
       </w:r>
     </w:p>
-    <w:bookmarkEnd w:id="33"/>
-    <w:bookmarkStart w:id="34" w:name="X0c742fbdcecfeb6730ce7f86ce0e9ac99fec80f"/>
+    <w:bookmarkEnd w:id="35"/>
+    <w:bookmarkStart w:id="36" w:name="X823fa95630806c26c7fa8279c45ae78a8a00911"/>
     <w:p>
       <w:pPr>
         <w:pStyle w:val="Heading3"/>
       </w:pPr>
       <w:r>
-        <w:t xml:space="preserve">23. Terrel Bernard — BUF | #167 | ~95% snaps</w:t>
+        <w:t xml:space="preserve">25. Terrel Bernard — BUF | #177</w:t>
+      </w:r>
+      <w:r>
+        <w:t xml:space="preserve"> </w:t>
+      </w:r>
+      <w:r>
+        <w:rPr>
+          <w:i/>
+          <w:iCs/>
+        </w:rPr>
+        <w:t xml:space="preserve">(CSV-verified)</w:t>
+      </w:r>
+      <w:r>
+        <w:t xml:space="preserve"> </w:t>
+      </w:r>
+      <w:r>
+        <w:t xml:space="preserve">| ~95% snaps</w:t>
       </w:r>
       <w:r>
         <w:t xml:space="preserve"> </w:t>
@@ -2603,14 +3001,30 @@
         <w:t xml:space="preserve">Green Dot caller in Buffalo. Dynamic in coverage with blitz sack upside.</w:t>
       </w:r>
     </w:p>
-    <w:bookmarkEnd w:id="34"/>
-    <w:bookmarkStart w:id="35" w:name="Xd88cb90e921c96098395c584bf72d81b17d7489"/>
+    <w:bookmarkEnd w:id="36"/>
+    <w:bookmarkStart w:id="37" w:name="X48943b0c773792631d72827fde1ddf375da3085"/>
     <w:p>
       <w:pPr>
         <w:pStyle w:val="Heading3"/>
       </w:pPr>
       <w:r>
-        <w:t xml:space="preserve">24. DeMarvion Overshown — DAL | #171 | ~94% snaps</w:t>
+        <w:t xml:space="preserve">26. DeMarvion Overshown — DAL | #181</w:t>
+      </w:r>
+      <w:r>
+        <w:t xml:space="preserve"> </w:t>
+      </w:r>
+      <w:r>
+        <w:rPr>
+          <w:i/>
+          <w:iCs/>
+        </w:rPr>
+        <w:t xml:space="preserve">(CSV-verified)</w:t>
+      </w:r>
+      <w:r>
+        <w:t xml:space="preserve"> </w:t>
+      </w:r>
+      <w:r>
+        <w:t xml:space="preserve">| ~94% snaps</w:t>
       </w:r>
       <w:r>
         <w:t xml:space="preserve"> </w:t>
@@ -2647,14 +3061,30 @@
         <w:t xml:space="preserve">Green Dot in Dallas. Sideline-to-sideline athlete; preseason reports confirmed he secured full-time duties.</w:t>
       </w:r>
     </w:p>
-    <w:bookmarkEnd w:id="35"/>
-    <w:bookmarkStart w:id="36" w:name="Xcb5cd50b67c02067bcbd189740d76550e606fbe"/>
+    <w:bookmarkEnd w:id="37"/>
+    <w:bookmarkStart w:id="38" w:name="X943b144a74c9108696f0e599ae39c180fcb2bc3"/>
     <w:p>
       <w:pPr>
         <w:pStyle w:val="Heading3"/>
       </w:pPr>
       <w:r>
-        <w:t xml:space="preserve">25. Kaden Elliss — NO | #174 | ~96% snaps</w:t>
+        <w:t xml:space="preserve">27. Eric Wilson — MIN | #185</w:t>
+      </w:r>
+      <w:r>
+        <w:t xml:space="preserve"> </w:t>
+      </w:r>
+      <w:r>
+        <w:rPr>
+          <w:i/>
+          <w:iCs/>
+        </w:rPr>
+        <w:t xml:space="preserve">(CSV-verified)</w:t>
+      </w:r>
+      <w:r>
+        <w:t xml:space="preserve"> </w:t>
+      </w:r>
+      <w:r>
+        <w:t xml:space="preserve">| ~82% snaps</w:t>
       </w:r>
       <w:r>
         <w:t xml:space="preserve"> </w:t>
@@ -2670,6 +3100,66 @@
         <w:t xml:space="preserve"> </w:t>
       </w:r>
       <w:r>
+        <w:t xml:space="preserve">| 105–115 proj. tackles</w:t>
+      </w:r>
+      <w:r>
+        <w:t xml:space="preserve"> </w:t>
+      </w:r>
+      <w:r>
+        <w:rPr>
+          <w:i/>
+          <w:iCs/>
+        </w:rPr>
+        <w:t xml:space="preserve">(editorial)</w:t>
+      </w:r>
+    </w:p>
+    <w:p>
+      <w:pPr>
+        <w:pStyle w:val="FirstParagraph"/>
+      </w:pPr>
+      <w:r>
+        <w:t xml:space="preserve">Veteran sub-package presence in Brian Flores’ chaos front. Solid floor with blitz-generated sack upside.</w:t>
+      </w:r>
+    </w:p>
+    <w:bookmarkEnd w:id="38"/>
+    <w:bookmarkStart w:id="39" w:name="Xde779ad405e7a0462f7597a7a1644f71752cc8d"/>
+    <w:p>
+      <w:pPr>
+        <w:pStyle w:val="Heading3"/>
+      </w:pPr>
+      <w:r>
+        <w:t xml:space="preserve">28. Kaden Elliss — NO | #189</w:t>
+      </w:r>
+      <w:r>
+        <w:t xml:space="preserve"> </w:t>
+      </w:r>
+      <w:r>
+        <w:rPr>
+          <w:i/>
+          <w:iCs/>
+        </w:rPr>
+        <w:t xml:space="preserve">(CSV-verified)</w:t>
+      </w:r>
+      <w:r>
+        <w:t xml:space="preserve"> </w:t>
+      </w:r>
+      <w:r>
+        <w:t xml:space="preserve">| ~96% snaps</w:t>
+      </w:r>
+      <w:r>
+        <w:t xml:space="preserve"> </w:t>
+      </w:r>
+      <w:r>
+        <w:rPr>
+          <w:i/>
+          <w:iCs/>
+        </w:rPr>
+        <w:t xml:space="preserve">(editorial)</w:t>
+      </w:r>
+      <w:r>
+        <w:t xml:space="preserve"> </w:t>
+      </w:r>
+      <w:r>
         <w:t xml:space="preserve">| 120–130 proj. tackles</w:t>
       </w:r>
       <w:r>
@@ -2704,14 +3194,30 @@
         <w:t xml:space="preserve">.</w:t>
       </w:r>
     </w:p>
-    <w:bookmarkEnd w:id="36"/>
-    <w:bookmarkStart w:id="37" w:name="X2bb86b15a99f6d4fb8d83bf2814bcc05b3ddb83"/>
+    <w:bookmarkEnd w:id="39"/>
+    <w:bookmarkStart w:id="40" w:name="Xbba0e0c8a1da1a1ce270eab8301536241a3191f"/>
     <w:p>
       <w:pPr>
         <w:pStyle w:val="Heading3"/>
       </w:pPr>
       <w:r>
-        <w:t xml:space="preserve">26. Demario Davis — NYJ | #177 | ~92% snaps</w:t>
+        <w:t xml:space="preserve">29. Demario Davis — NYJ | #193</w:t>
+      </w:r>
+      <w:r>
+        <w:t xml:space="preserve"> </w:t>
+      </w:r>
+      <w:r>
+        <w:rPr>
+          <w:i/>
+          <w:iCs/>
+        </w:rPr>
+        <w:t xml:space="preserve">(CSV-verified)</w:t>
+      </w:r>
+      <w:r>
+        <w:t xml:space="preserve"> </w:t>
+      </w:r>
+      <w:r>
+        <w:t xml:space="preserve">| ~92% snaps</w:t>
       </w:r>
       <w:r>
         <w:t xml:space="preserve"> </w:t>
@@ -2761,14 +3267,30 @@
         <w:t xml:space="preserve">. Reliable veteran floor.</w:t>
       </w:r>
     </w:p>
-    <w:bookmarkEnd w:id="37"/>
-    <w:bookmarkStart w:id="38" w:name="X7f6e48724357c3f5e4e68e65c61253b85ec10e3"/>
+    <w:bookmarkEnd w:id="40"/>
+    <w:bookmarkStart w:id="41" w:name="X5e8335ceb6eca547b4dfaebf0a23f60446fb6cc"/>
     <w:p>
       <w:pPr>
         <w:pStyle w:val="Heading3"/>
       </w:pPr>
       <w:r>
-        <w:t xml:space="preserve">27. Dre Greenlaw — SF | #180 | ~90% snaps</w:t>
+        <w:t xml:space="preserve">30. Dre Greenlaw — SF | #197</w:t>
+      </w:r>
+      <w:r>
+        <w:t xml:space="preserve"> </w:t>
+      </w:r>
+      <w:r>
+        <w:rPr>
+          <w:i/>
+          <w:iCs/>
+        </w:rPr>
+        <w:t xml:space="preserve">(CSV-verified)</w:t>
+      </w:r>
+      <w:r>
+        <w:t xml:space="preserve"> </w:t>
+      </w:r>
+      <w:r>
+        <w:t xml:space="preserve">| ~90% snaps</w:t>
       </w:r>
       <w:r>
         <w:t xml:space="preserve"> </w:t>
@@ -2805,14 +3327,30 @@
         <w:t xml:space="preserve">Physical enforcer opposite Fred Warner in Raheem Morris’ front.</w:t>
       </w:r>
     </w:p>
-    <w:bookmarkEnd w:id="38"/>
-    <w:bookmarkStart w:id="39" w:name="X165e661602506b3624e8047ee10ce3cfed16315"/>
+    <w:bookmarkEnd w:id="41"/>
+    <w:bookmarkStart w:id="42" w:name="Xfcf9515adb3ea0fa3421b861f59f0d7c554e1ee"/>
     <w:p>
       <w:pPr>
         <w:pStyle w:val="Heading3"/>
       </w:pPr>
       <w:r>
-        <w:t xml:space="preserve">28. Barrett Carter — CIN | #184 | ~93% snaps</w:t>
+        <w:t xml:space="preserve">31. Barrett Carter — CIN | #200</w:t>
+      </w:r>
+      <w:r>
+        <w:t xml:space="preserve"> </w:t>
+      </w:r>
+      <w:r>
+        <w:rPr>
+          <w:i/>
+          <w:iCs/>
+        </w:rPr>
+        <w:t xml:space="preserve">(CSV-verified)</w:t>
+      </w:r>
+      <w:r>
+        <w:t xml:space="preserve"> </w:t>
+      </w:r>
+      <w:r>
+        <w:t xml:space="preserve">| ~93% snaps</w:t>
       </w:r>
       <w:r>
         <w:t xml:space="preserve"> </w:t>
@@ -2849,14 +3387,30 @@
         <w:t xml:space="preserve">Year 2 Green Dot caller. Al Golden’s 2-LB defense gives him clear inside tackle lanes.</w:t>
       </w:r>
     </w:p>
-    <w:bookmarkEnd w:id="39"/>
-    <w:bookmarkStart w:id="40" w:name="Xba5d038d11c23e118fadb8bc12830d2e9ea008d"/>
+    <w:bookmarkEnd w:id="42"/>
+    <w:bookmarkStart w:id="43" w:name="X223fb3ba76eb7fc086ba9a0b79776ec616d6c9a"/>
     <w:p>
       <w:pPr>
         <w:pStyle w:val="Heading3"/>
       </w:pPr>
       <w:r>
-        <w:t xml:space="preserve">29. Patrick Queen — PIT | #187 | ~95% snaps</w:t>
+        <w:t xml:space="preserve">32. Patrick Queen — PIT | #204</w:t>
+      </w:r>
+      <w:r>
+        <w:t xml:space="preserve"> </w:t>
+      </w:r>
+      <w:r>
+        <w:rPr>
+          <w:i/>
+          <w:iCs/>
+        </w:rPr>
+        <w:t xml:space="preserve">(CSV-verified)</w:t>
+      </w:r>
+      <w:r>
+        <w:t xml:space="preserve"> </w:t>
+      </w:r>
+      <w:r>
+        <w:t xml:space="preserve">| ~95% snaps</w:t>
       </w:r>
       <w:r>
         <w:t xml:space="preserve"> </w:t>
@@ -2891,50 +3445,6 @@
       </w:pPr>
       <w:r>
         <w:t xml:space="preserve">Plays behind Watt, Highsmith, and Heyward — consistently clean pursuit angles.</w:t>
-      </w:r>
-    </w:p>
-    <w:bookmarkEnd w:id="40"/>
-    <w:bookmarkStart w:id="41" w:name="Xf5321def40dff25e80dbe044867e9fe0924ff35"/>
-    <w:p>
-      <w:pPr>
-        <w:pStyle w:val="Heading3"/>
-      </w:pPr>
-      <w:r>
-        <w:t xml:space="preserve">30. Azeez Al-Shaair — HOU | #190 | ~95% snaps</w:t>
-      </w:r>
-      <w:r>
-        <w:t xml:space="preserve"> </w:t>
-      </w:r>
-      <w:r>
-        <w:rPr>
-          <w:i/>
-          <w:iCs/>
-        </w:rPr>
-        <w:t xml:space="preserve">(editorial)</w:t>
-      </w:r>
-      <w:r>
-        <w:t xml:space="preserve"> </w:t>
-      </w:r>
-      <w:r>
-        <w:t xml:space="preserve">| 116–124 proj. tackles</w:t>
-      </w:r>
-      <w:r>
-        <w:t xml:space="preserve"> </w:t>
-      </w:r>
-      <w:r>
-        <w:rPr>
-          <w:i/>
-          <w:iCs/>
-        </w:rPr>
-        <w:t xml:space="preserve">(editorial)</w:t>
-      </w:r>
-    </w:p>
-    <w:p>
-      <w:pPr>
-        <w:pStyle w:val="FirstParagraph"/>
-      </w:pPr>
-      <w:r>
-        <w:t xml:space="preserve">Selected by DeMeco Ryans specifically to direct the front seven. Low weekly variance.</w:t>
       </w:r>
     </w:p>
     <w:p>
@@ -2944,9 +3454,9 @@
         </w:pict>
       </w:r>
     </w:p>
-    <w:bookmarkEnd w:id="41"/>
-    <w:bookmarkEnd w:id="42"/>
-    <w:bookmarkStart w:id="44" w:name="tier-4-solid-starters-high-floor-anchors"/>
+    <w:bookmarkEnd w:id="43"/>
+    <w:bookmarkEnd w:id="44"/>
+    <w:bookmarkStart w:id="46" w:name="tier-4-solid-starters-high-floor-anchors"/>
     <w:p>
       <w:pPr>
         <w:pStyle w:val="Heading2"/>
@@ -2964,7 +3474,7 @@
           <w:i/>
           <w:iCs/>
         </w:rPr>
-        <w:t xml:space="preserve">Ranks 194–235 / Rounds 16–18</w:t>
+        <w:t xml:space="preserve">Ranks 208–235 / Rounds 17–18</w:t>
       </w:r>
       <w:r>
         <w:br/>
@@ -2984,13 +3494,23 @@
         </w:pict>
       </w:r>
     </w:p>
-    <w:bookmarkStart w:id="43" w:name="quick-reference"/>
+    <w:bookmarkStart w:id="45" w:name="quick-reference-all-ranks-csv-verified"/>
     <w:p>
       <w:pPr>
         <w:pStyle w:val="Heading3"/>
       </w:pPr>
       <w:r>
-        <w:t xml:space="preserve">31–40 Quick Reference</w:t>
+        <w:t xml:space="preserve">33–40 Quick Reference</w:t>
+      </w:r>
+      <w:r>
+        <w:t xml:space="preserve"> </w:t>
+      </w:r>
+      <w:r>
+        <w:rPr>
+          <w:i/>
+          <w:iCs/>
+        </w:rPr>
+        <w:t xml:space="preserve">(all ranks CSV-verified)</w:t>
       </w:r>
     </w:p>
     <w:tbl>
@@ -3092,7 +3612,196 @@
                 <w:b/>
                 <w:bCs/>
               </w:rPr>
-              <w:t xml:space="preserve">#194</w:t>
+              <w:t xml:space="preserve">#208</w:t>
+            </w:r>
+          </w:p>
+        </w:tc>
+        <w:tc>
+          <w:tcPr/>
+          <w:p>
+            <w:pPr>
+              <w:pStyle w:val="Compact"/>
+            </w:pPr>
+            <w:r>
+              <w:t xml:space="preserve">Jihaad Campbell</w:t>
+            </w:r>
+          </w:p>
+        </w:tc>
+        <w:tc>
+          <w:tcPr/>
+          <w:p>
+            <w:pPr>
+              <w:pStyle w:val="Compact"/>
+              <w:jc w:val="center"/>
+            </w:pPr>
+            <w:r>
+              <w:t xml:space="preserve">PHI</w:t>
+            </w:r>
+          </w:p>
+        </w:tc>
+        <w:tc>
+          <w:tcPr/>
+          <w:p>
+            <w:pPr>
+              <w:pStyle w:val="Compact"/>
+            </w:pPr>
+            <w:r>
+              <w:t xml:space="preserve">~85%</w:t>
+            </w:r>
+          </w:p>
+        </w:tc>
+        <w:tc>
+          <w:tcPr/>
+          <w:p>
+            <w:pPr>
+              <w:pStyle w:val="Compact"/>
+            </w:pPr>
+            <w:r>
+              <w:t xml:space="preserve">Zack Baun’s 3-down partner in Fangio’s 2-LB Nickel. Elite closing speed; immediate full-time role if Baun is unavailable.</w:t>
+            </w:r>
+          </w:p>
+        </w:tc>
+      </w:tr>
+      <w:tr>
+        <w:tc>
+          <w:tcPr/>
+          <w:p>
+            <w:pPr>
+              <w:pStyle w:val="Compact"/>
+              <w:jc w:val="center"/>
+            </w:pPr>
+            <w:r>
+              <w:rPr>
+                <w:b/>
+                <w:bCs/>
+              </w:rPr>
+              <w:t xml:space="preserve">#212</w:t>
+            </w:r>
+          </w:p>
+        </w:tc>
+        <w:tc>
+          <w:tcPr/>
+          <w:p>
+            <w:pPr>
+              <w:pStyle w:val="Compact"/>
+            </w:pPr>
+            <w:r>
+              <w:t xml:space="preserve">Azeez Al-Shaair</w:t>
+            </w:r>
+          </w:p>
+        </w:tc>
+        <w:tc>
+          <w:tcPr/>
+          <w:p>
+            <w:pPr>
+              <w:pStyle w:val="Compact"/>
+              <w:jc w:val="center"/>
+            </w:pPr>
+            <w:r>
+              <w:t xml:space="preserve">HOU</w:t>
+            </w:r>
+          </w:p>
+        </w:tc>
+        <w:tc>
+          <w:tcPr/>
+          <w:p>
+            <w:pPr>
+              <w:pStyle w:val="Compact"/>
+            </w:pPr>
+            <w:r>
+              <w:t xml:space="preserve">~95%</w:t>
+            </w:r>
+          </w:p>
+        </w:tc>
+        <w:tc>
+          <w:tcPr/>
+          <w:p>
+            <w:pPr>
+              <w:pStyle w:val="Compact"/>
+            </w:pPr>
+            <w:r>
+              <w:t xml:space="preserve">Handpicked by DeMeco Ryans to direct Houston’s front seven. Green Dot caller with low weekly variance.</w:t>
+            </w:r>
+          </w:p>
+        </w:tc>
+      </w:tr>
+      <w:tr>
+        <w:tc>
+          <w:tcPr/>
+          <w:p>
+            <w:pPr>
+              <w:pStyle w:val="Compact"/>
+              <w:jc w:val="center"/>
+            </w:pPr>
+            <w:r>
+              <w:rPr>
+                <w:b/>
+                <w:bCs/>
+              </w:rPr>
+              <w:t xml:space="preserve">#216</w:t>
+            </w:r>
+          </w:p>
+        </w:tc>
+        <w:tc>
+          <w:tcPr/>
+          <w:p>
+            <w:pPr>
+              <w:pStyle w:val="Compact"/>
+            </w:pPr>
+            <w:r>
+              <w:t xml:space="preserve">Drue Tranquill</w:t>
+            </w:r>
+          </w:p>
+        </w:tc>
+        <w:tc>
+          <w:tcPr/>
+          <w:p>
+            <w:pPr>
+              <w:pStyle w:val="Compact"/>
+              <w:jc w:val="center"/>
+            </w:pPr>
+            <w:r>
+              <w:t xml:space="preserve">KC</w:t>
+            </w:r>
+          </w:p>
+        </w:tc>
+        <w:tc>
+          <w:tcPr/>
+          <w:p>
+            <w:pPr>
+              <w:pStyle w:val="Compact"/>
+            </w:pPr>
+            <w:r>
+              <w:t xml:space="preserve">~82%</w:t>
+            </w:r>
+          </w:p>
+        </w:tc>
+        <w:tc>
+          <w:tcPr/>
+          <w:p>
+            <w:pPr>
+              <w:pStyle w:val="Compact"/>
+            </w:pPr>
+            <w:r>
+              <w:t xml:space="preserve">Spagnuolo’s delayed-blitz specialist. High sack ceiling from the second level in favorable matchups.</w:t>
+            </w:r>
+          </w:p>
+        </w:tc>
+      </w:tr>
+      <w:tr>
+        <w:tc>
+          <w:tcPr/>
+          <w:p>
+            <w:pPr>
+              <w:pStyle w:val="Compact"/>
+              <w:jc w:val="center"/>
+            </w:pPr>
+            <w:r>
+              <w:rPr>
+                <w:b/>
+                <w:bCs/>
+              </w:rPr>
+              <w:t xml:space="preserve">#220</w:t>
             </w:r>
           </w:p>
         </w:tc>
@@ -3155,7 +3864,146 @@
                 <w:b/>
                 <w:bCs/>
               </w:rPr>
-              <w:t xml:space="preserve">#197</w:t>
+              <w:t xml:space="preserve">#223</w:t>
+            </w:r>
+          </w:p>
+        </w:tc>
+        <w:tc>
+          <w:tcPr/>
+          <w:p>
+            <w:pPr>
+              <w:pStyle w:val="Compact"/>
+            </w:pPr>
+            <w:r>
+              <w:t xml:space="preserve">Quincy Williams</w:t>
+            </w:r>
+          </w:p>
+        </w:tc>
+        <w:tc>
+          <w:tcPr/>
+          <w:p>
+            <w:pPr>
+              <w:pStyle w:val="Compact"/>
+              <w:jc w:val="center"/>
+            </w:pPr>
+            <w:r>
+              <w:t xml:space="preserve">CLE</w:t>
+            </w:r>
+          </w:p>
+        </w:tc>
+        <w:tc>
+          <w:tcPr/>
+          <w:p>
+            <w:pPr>
+              <w:pStyle w:val="Compact"/>
+            </w:pPr>
+            <w:r>
+              <w:t xml:space="preserve">~86%</w:t>
+            </w:r>
+          </w:p>
+        </w:tc>
+        <w:tc>
+          <w:tcPr/>
+          <w:p>
+            <w:pPr>
+              <w:pStyle w:val="Compact"/>
+            </w:pPr>
+            <w:r>
+              <w:t xml:space="preserve">Violent run stopper playing alongside Schwesinger. High-energy enforcer with TFL upside.</w:t>
+            </w:r>
+          </w:p>
+        </w:tc>
+      </w:tr>
+      <w:tr>
+        <w:tc>
+          <w:tcPr/>
+          <w:p>
+            <w:pPr>
+              <w:pStyle w:val="Compact"/>
+              <w:jc w:val="center"/>
+            </w:pPr>
+            <w:r>
+              <w:rPr>
+                <w:b/>
+                <w:bCs/>
+              </w:rPr>
+              <w:t xml:space="preserve">#227</w:t>
+            </w:r>
+          </w:p>
+        </w:tc>
+        <w:tc>
+          <w:tcPr/>
+          <w:p>
+            <w:pPr>
+              <w:pStyle w:val="Compact"/>
+            </w:pPr>
+            <w:r>
+              <w:t xml:space="preserve">Payton Wilson</w:t>
+            </w:r>
+          </w:p>
+        </w:tc>
+        <w:tc>
+          <w:tcPr/>
+          <w:p>
+            <w:pPr>
+              <w:pStyle w:val="Compact"/>
+              <w:jc w:val="center"/>
+            </w:pPr>
+            <w:r>
+              <w:t xml:space="preserve">PIT</w:t>
+            </w:r>
+          </w:p>
+        </w:tc>
+        <w:tc>
+          <w:tcPr/>
+          <w:p>
+            <w:pPr>
+              <w:pStyle w:val="Compact"/>
+            </w:pPr>
+            <w:r>
+              <w:t xml:space="preserve">~80%</w:t>
+            </w:r>
+          </w:p>
+        </w:tc>
+        <w:tc>
+          <w:tcPr/>
+          <w:p>
+            <w:pPr>
+              <w:pStyle w:val="Compact"/>
+            </w:pPr>
+            <w:r>
+              <w:t xml:space="preserve">Rotational partner behind Patrick Queen. 17.2% per-snap tackle efficiency</w:t>
+            </w:r>
+            <w:r>
+              <w:t xml:space="preserve"> </w:t>
+            </w:r>
+            <w:r>
+              <w:rPr>
+                <w:i/>
+                <w:iCs/>
+              </w:rPr>
+              <w:t xml:space="preserve">(editorial — IDP Show)</w:t>
+            </w:r>
+            <w:r>
+              <w:t xml:space="preserve">. Instant top-10 add if Queen is injured.</w:t>
+            </w:r>
+          </w:p>
+        </w:tc>
+      </w:tr>
+      <w:tr>
+        <w:tc>
+          <w:tcPr/>
+          <w:p>
+            <w:pPr>
+              <w:pStyle w:val="Compact"/>
+              <w:jc w:val="center"/>
+            </w:pPr>
+            <w:r>
+              <w:rPr>
+                <w:b/>
+                <w:bCs/>
+              </w:rPr>
+              <w:t xml:space="preserve">#231</w:t>
             </w:r>
           </w:p>
         </w:tc>
@@ -3200,7 +4048,7 @@
               <w:pStyle w:val="Compact"/>
             </w:pPr>
             <w:r>
-              <w:t xml:space="preserve">High-floor veteran anchor. Proven tackle accumulator in Hafley’s physical front.</w:t>
+              <w:t xml:space="preserve">High-floor veteran anchor alongside Edgerrin Cooper in Hafley’s physical front.</w:t>
             </w:r>
           </w:p>
         </w:tc>
@@ -3218,7 +4066,7 @@
                 <w:b/>
                 <w:bCs/>
               </w:rPr>
-              <w:t xml:space="preserve">#200</w:t>
+              <w:t xml:space="preserve">#235</w:t>
             </w:r>
           </w:p>
         </w:tc>
@@ -3229,7 +4077,7 @@
               <w:pStyle w:val="Compact"/>
             </w:pPr>
             <w:r>
-              <w:t xml:space="preserve">Mack Wilson</w:t>
+              <w:t xml:space="preserve">Christian Elliss</w:t>
             </w:r>
           </w:p>
         </w:tc>
@@ -3241,7 +4089,7 @@
               <w:jc w:val="center"/>
             </w:pPr>
             <w:r>
-              <w:t xml:space="preserve">ARI</w:t>
+              <w:t xml:space="preserve">NE</w:t>
             </w:r>
           </w:p>
         </w:tc>
@@ -3252,7 +4100,7 @@
               <w:pStyle w:val="Compact"/>
             </w:pPr>
             <w:r>
-              <w:t xml:space="preserve">~93%</w:t>
+              <w:t xml:space="preserve">~75%</w:t>
             </w:r>
           </w:p>
         </w:tc>
@@ -3263,456 +4111,15 @@
               <w:pStyle w:val="Compact"/>
             </w:pPr>
             <w:r>
-              <w:t xml:space="preserve">Starting 3-down Green Dot MLB directing the Cardinals front seven.</w:t>
-            </w:r>
-          </w:p>
-        </w:tc>
-      </w:tr>
-      <w:tr>
-        <w:tc>
-          <w:tcPr/>
-          <w:p>
-            <w:pPr>
-              <w:pStyle w:val="Compact"/>
-              <w:jc w:val="center"/>
-            </w:pPr>
-            <w:r>
-              <w:rPr>
-                <w:b/>
-                <w:bCs/>
-              </w:rPr>
-              <w:t xml:space="preserve">#204</w:t>
-            </w:r>
-          </w:p>
-        </w:tc>
-        <w:tc>
-          <w:tcPr/>
-          <w:p>
-            <w:pPr>
-              <w:pStyle w:val="Compact"/>
-            </w:pPr>
-            <w:r>
-              <w:t xml:space="preserve">Alex Anzalone</w:t>
-            </w:r>
-          </w:p>
-        </w:tc>
-        <w:tc>
-          <w:tcPr/>
-          <w:p>
-            <w:pPr>
-              <w:pStyle w:val="Compact"/>
-              <w:jc w:val="center"/>
-            </w:pPr>
-            <w:r>
-              <w:t xml:space="preserve">TB</w:t>
-            </w:r>
-          </w:p>
-        </w:tc>
-        <w:tc>
-          <w:tcPr/>
-          <w:p>
-            <w:pPr>
-              <w:pStyle w:val="Compact"/>
-            </w:pPr>
-            <w:r>
-              <w:t xml:space="preserve">~94%</w:t>
-            </w:r>
-          </w:p>
-        </w:tc>
-        <w:tc>
-          <w:tcPr/>
-          <w:p>
-            <w:pPr>
-              <w:pStyle w:val="Compact"/>
-            </w:pPr>
-            <w:r>
-              <w:t xml:space="preserve">Proven veteran inside leader in Bowles’ blitz scheme.</w:t>
-            </w:r>
-          </w:p>
-        </w:tc>
-      </w:tr>
-      <w:tr>
-        <w:tc>
-          <w:tcPr/>
-          <w:p>
-            <w:pPr>
-              <w:pStyle w:val="Compact"/>
-              <w:jc w:val="center"/>
-            </w:pPr>
-            <w:r>
-              <w:rPr>
-                <w:b/>
-                <w:bCs/>
-              </w:rPr>
-              <w:t xml:space="preserve">#207</w:t>
-            </w:r>
-          </w:p>
-        </w:tc>
-        <w:tc>
-          <w:tcPr/>
-          <w:p>
-            <w:pPr>
-              <w:pStyle w:val="Compact"/>
-            </w:pPr>
-            <w:r>
-              <w:t xml:space="preserve">Bobby Wagner</w:t>
-            </w:r>
-          </w:p>
-        </w:tc>
-        <w:tc>
-          <w:tcPr/>
-          <w:p>
-            <w:pPr>
-              <w:pStyle w:val="Compact"/>
-              <w:jc w:val="center"/>
-            </w:pPr>
-            <w:r>
-              <w:t xml:space="preserve">WAS</w:t>
-            </w:r>
-          </w:p>
-        </w:tc>
-        <w:tc>
-          <w:tcPr/>
-          <w:p>
-            <w:pPr>
-              <w:pStyle w:val="Compact"/>
-            </w:pPr>
-            <w:r>
-              <w:t xml:space="preserve">~92%</w:t>
-            </w:r>
-          </w:p>
-        </w:tc>
-        <w:tc>
-          <w:tcPr/>
-          <w:p>
-            <w:pPr>
-              <w:pStyle w:val="Compact"/>
-            </w:pPr>
-            <w:r>
-              <w:t xml:space="preserve">Ageless tackle machine directing Dan Quinn’s defense. Career verifiable stats confirm consistent 130+ tackle seasons.</w:t>
-            </w:r>
-          </w:p>
-        </w:tc>
-      </w:tr>
-      <w:tr>
-        <w:tc>
-          <w:tcPr/>
-          <w:p>
-            <w:pPr>
-              <w:pStyle w:val="Compact"/>
-              <w:jc w:val="center"/>
-            </w:pPr>
-            <w:r>
-              <w:rPr>
-                <w:b/>
-                <w:bCs/>
-              </w:rPr>
-              <w:t xml:space="preserve">#210</w:t>
-            </w:r>
-          </w:p>
-        </w:tc>
-        <w:tc>
-          <w:tcPr/>
-          <w:p>
-            <w:pPr>
-              <w:pStyle w:val="Compact"/>
-            </w:pPr>
-            <w:r>
-              <w:t xml:space="preserve">Cody Barton</w:t>
-            </w:r>
-          </w:p>
-        </w:tc>
-        <w:tc>
-          <w:tcPr/>
-          <w:p>
-            <w:pPr>
-              <w:pStyle w:val="Compact"/>
-              <w:jc w:val="center"/>
-            </w:pPr>
-            <w:r>
-              <w:t xml:space="preserve">DEN</w:t>
-            </w:r>
-          </w:p>
-        </w:tc>
-        <w:tc>
-          <w:tcPr/>
-          <w:p>
-            <w:pPr>
-              <w:pStyle w:val="Compact"/>
-            </w:pPr>
-            <w:r>
-              <w:t xml:space="preserve">~88%</w:t>
-            </w:r>
-          </w:p>
-        </w:tc>
-        <w:tc>
-          <w:tcPr/>
-          <w:p>
-            <w:pPr>
-              <w:pStyle w:val="Compact"/>
-            </w:pPr>
-            <w:r>
-              <w:t xml:space="preserve">Full-time starting inside LB partner alongside Singleton.</w:t>
-            </w:r>
-          </w:p>
-        </w:tc>
-      </w:tr>
-      <w:tr>
-        <w:tc>
-          <w:tcPr/>
-          <w:p>
-            <w:pPr>
-              <w:pStyle w:val="Compact"/>
-              <w:jc w:val="center"/>
-            </w:pPr>
-            <w:r>
-              <w:rPr>
-                <w:b/>
-                <w:bCs/>
-              </w:rPr>
-              <w:t xml:space="preserve">#214</w:t>
-            </w:r>
-          </w:p>
-        </w:tc>
-        <w:tc>
-          <w:tcPr/>
-          <w:p>
-            <w:pPr>
-              <w:pStyle w:val="Compact"/>
-            </w:pPr>
-            <w:r>
-              <w:t xml:space="preserve">Devin Bush</w:t>
-            </w:r>
-          </w:p>
-        </w:tc>
-        <w:tc>
-          <w:tcPr/>
-          <w:p>
-            <w:pPr>
-              <w:pStyle w:val="Compact"/>
-              <w:jc w:val="center"/>
-            </w:pPr>
-            <w:r>
-              <w:t xml:space="preserve">CHI</w:t>
-            </w:r>
-          </w:p>
-        </w:tc>
-        <w:tc>
-          <w:tcPr/>
-          <w:p>
-            <w:pPr>
-              <w:pStyle w:val="Compact"/>
-            </w:pPr>
-            <w:r>
-              <w:t xml:space="preserve">~91%</w:t>
-            </w:r>
-          </w:p>
-        </w:tc>
-        <w:tc>
-          <w:tcPr/>
-          <w:p>
-            <w:pPr>
-              <w:pStyle w:val="Compact"/>
-            </w:pPr>
-            <w:r>
-              <w:t xml:space="preserve">Full-time starting weakside LB alongside T.J. Edwards. Career resurgence.</w:t>
-            </w:r>
-          </w:p>
-        </w:tc>
-      </w:tr>
-      <w:tr>
-        <w:tc>
-          <w:tcPr/>
-          <w:p>
-            <w:pPr>
-              <w:pStyle w:val="Compact"/>
-              <w:jc w:val="center"/>
-            </w:pPr>
-            <w:r>
-              <w:rPr>
-                <w:b/>
-                <w:bCs/>
-              </w:rPr>
-              <w:t xml:space="preserve">#217</w:t>
-            </w:r>
-          </w:p>
-        </w:tc>
-        <w:tc>
-          <w:tcPr/>
-          <w:p>
-            <w:pPr>
-              <w:pStyle w:val="Compact"/>
-            </w:pPr>
-            <w:r>
-              <w:t xml:space="preserve">Henry To’oTo’o</w:t>
-            </w:r>
-          </w:p>
-        </w:tc>
-        <w:tc>
-          <w:tcPr/>
-          <w:p>
-            <w:pPr>
-              <w:pStyle w:val="Compact"/>
-              <w:jc w:val="center"/>
-            </w:pPr>
-            <w:r>
-              <w:t xml:space="preserve">HOU</w:t>
-            </w:r>
-          </w:p>
-        </w:tc>
-        <w:tc>
-          <w:tcPr/>
-          <w:p>
-            <w:pPr>
-              <w:pStyle w:val="Compact"/>
-            </w:pPr>
-            <w:r>
-              <w:t xml:space="preserve">~88%</w:t>
-            </w:r>
-          </w:p>
-        </w:tc>
-        <w:tc>
-          <w:tcPr/>
-          <w:p>
-            <w:pPr>
-              <w:pStyle w:val="Compact"/>
-            </w:pPr>
-            <w:r>
-              <w:t xml:space="preserve">Full-time starting weakside LB partner alongside Al-Shaair in Ryans’ front.</w:t>
-            </w:r>
-          </w:p>
-        </w:tc>
-      </w:tr>
-      <w:tr>
-        <w:tc>
-          <w:tcPr/>
-          <w:p>
-            <w:pPr>
-              <w:pStyle w:val="Compact"/>
-              <w:jc w:val="center"/>
-            </w:pPr>
-            <w:r>
-              <w:rPr>
-                <w:b/>
-                <w:bCs/>
-              </w:rPr>
-              <w:t xml:space="preserve">#220</w:t>
-            </w:r>
-          </w:p>
-        </w:tc>
-        <w:tc>
-          <w:tcPr/>
-          <w:p>
-            <w:pPr>
-              <w:pStyle w:val="Compact"/>
-            </w:pPr>
-            <w:r>
-              <w:t xml:space="preserve">Pete Werner</w:t>
-            </w:r>
-          </w:p>
-        </w:tc>
-        <w:tc>
-          <w:tcPr/>
-          <w:p>
-            <w:pPr>
-              <w:pStyle w:val="Compact"/>
-              <w:jc w:val="center"/>
-            </w:pPr>
-            <w:r>
-              <w:t xml:space="preserve">NO</w:t>
-            </w:r>
-          </w:p>
-        </w:tc>
-        <w:tc>
-          <w:tcPr/>
-          <w:p>
-            <w:pPr>
-              <w:pStyle w:val="Compact"/>
-            </w:pPr>
-            <w:r>
-              <w:t xml:space="preserve">~86%</w:t>
-            </w:r>
-          </w:p>
-        </w:tc>
-        <w:tc>
-          <w:tcPr/>
-          <w:p>
-            <w:pPr>
-              <w:pStyle w:val="Compact"/>
-            </w:pPr>
-            <w:r>
-              <w:t xml:space="preserve">Full-time starting weakside LB partner alongside Kaden Elliss.</w:t>
-            </w:r>
-          </w:p>
-        </w:tc>
-      </w:tr>
-      <w:tr>
-        <w:tc>
-          <w:tcPr/>
-          <w:p>
-            <w:pPr>
-              <w:pStyle w:val="Compact"/>
-              <w:jc w:val="center"/>
-            </w:pPr>
-            <w:r>
-              <w:rPr>
-                <w:b/>
-                <w:bCs/>
-              </w:rPr>
-              <w:t xml:space="preserve">#224</w:t>
-            </w:r>
-          </w:p>
-        </w:tc>
-        <w:tc>
-          <w:tcPr/>
-          <w:p>
-            <w:pPr>
-              <w:pStyle w:val="Compact"/>
-            </w:pPr>
-            <w:r>
-              <w:t xml:space="preserve">Dorian Williams</w:t>
-            </w:r>
-          </w:p>
-        </w:tc>
-        <w:tc>
-          <w:tcPr/>
-          <w:p>
-            <w:pPr>
-              <w:pStyle w:val="Compact"/>
-              <w:jc w:val="center"/>
-            </w:pPr>
-            <w:r>
-              <w:t xml:space="preserve">BUF</w:t>
-            </w:r>
-          </w:p>
-        </w:tc>
-        <w:tc>
-          <w:tcPr/>
-          <w:p>
-            <w:pPr>
-              <w:pStyle w:val="Compact"/>
-            </w:pPr>
-            <w:r>
-              <w:t xml:space="preserve">~85%</w:t>
-            </w:r>
-          </w:p>
-        </w:tc>
-        <w:tc>
-          <w:tcPr/>
-          <w:p>
-            <w:pPr>
-              <w:pStyle w:val="Compact"/>
-            </w:pPr>
-            <w:r>
-              <w:t xml:space="preserve">Full-time starting weakside LB partner alongside Terrel Bernard.</w:t>
+              <w:t xml:space="preserve">Robert Spillane’s backup in Mayo’s gap-control scheme. Solid late-round depth stash.</w:t>
             </w:r>
           </w:p>
         </w:tc>
       </w:tr>
     </w:tbl>
-    <w:bookmarkEnd w:id="43"/>
-    <w:bookmarkEnd w:id="44"/>
     <w:bookmarkEnd w:id="45"/>
+    <w:bookmarkEnd w:id="46"/>
+    <w:bookmarkEnd w:id="47"/>
     <w:sectPr>
       <w:footnotePr>
         <w:numRestart w:val="eachSect"/>
